--- a/output/Business_Proposal.docx
+++ b/output/Business_Proposal.docx
@@ -37,29 +37,15 @@
     </w:p>
     <w:p>
       <w:r>
-        <w:t>Executive Summary</w:t>
+        <w:t>- Identify key interests of the gaming community and tailor services to meet these needs.</w:t>
         <w:br/>
+        <w:t>- Develop interactive and innovative content to engage users effectively.</w:t>
         <w:br/>
-        <w:t>In an era where gaming experiences are evolving rapidly, our innovative platform stands at the forefront of revolutionizing the industry. This cutting-edge platform is designed to captivate and engage players through unparalleled user experience and robust community features.</w:t>
+        <w:t>- Implement a robust feedback mechanism to continuously improve our offerings.</w:t>
         <w:br/>
+        <w:t>- Utilize social media and gaming platforms to enhance brand visibility.</w:t>
         <w:br/>
-        <w:t>Key Features:</w:t>
-        <w:br/>
-        <w:t>1. Seamless Integration: Our platform offers a seamless transition between single-player adventures and multiplayer sessions.</w:t>
-        <w:br/>
-        <w:t>2. Dynamic Social Interaction: With advanced chat functionalities and real-time collaboration tools, users can connect with friends and fellow gamers more effectively than ever before.</w:t>
-        <w:br/>
-        <w:t>3. Personalized Content: Tailored gaming experiences ensure that every player finds content that resonates uniquely with their preferences.</w:t>
-        <w:br/>
-        <w:br/>
-        <w:t>Primary Benefits:</w:t>
-        <w:br/>
-        <w:t>1. Enhanced Gameplay: Enjoy a richer, more immersive gaming experience with state-of-the-art graphics and intuitive controls.</w:t>
-        <w:br/>
-        <w:t>2. Strong Community Engagement: Foster deeper connections within the community through engaging events and interactive forums.</w:t>
-        <w:br/>
-        <w:br/>
-        <w:t>We invite you to explore our platform and witness firsthand how it transforms the way you play. Join us today and step into a new dimension of gaming!</w:t>
+        <w:t>- Offer exclusive benefits to retain and reward loyal community members.</w:t>
       </w:r>
     </w:p>
     <w:p>
@@ -70,22 +56,23 @@
         <w:rPr>
           <w:sz w:val="32"/>
         </w:rPr>
-        <w:t>Identify Key Features</w:t>
+        <w:t>Identify Key Gaming Community Needs</w:t>
       </w:r>
     </w:p>
     <w:p>
       <w:r>
-        <w:t>Identify Key Features:</w:t>
+        <w:t>Identify Key Gaming Community Needs</w:t>
         <w:br/>
-        <w:t>- Highlight innovative gameplay mechanics that provide a unique player experience.</w:t>
         <w:br/>
-        <w:t>- Emphasize social features designed to foster community engagement and collaboration.</w:t>
+        <w:t>- Conduct surveys and analyze existing data to understand current trends and preferences within the gaming community.</w:t>
         <w:br/>
-        <w:t>- Showcase impressive graphics and immersive environments to captivate players.</w:t>
+        <w:t>- Engage with key influencers and focus groups to gather insights on the features and services valued most by gamers.</w:t>
         <w:br/>
-        <w:t>- Describe compelling narrative elements that keep gamers invested in the story.</w:t>
+        <w:t>- Analyze competitor offerings to identify gaps and opportunities for innovative services.</w:t>
         <w:br/>
-        <w:t>- Outline personalized progression systems that reward player effort and creativity.</w:t>
+        <w:t>- Monitor social media and online forums to track discussions and identify emerging needs.</w:t>
+        <w:br/>
+        <w:t>- Prioritize findings to determine the most critical needs and interests of the gaming community.</w:t>
       </w:r>
     </w:p>
     <w:p>
@@ -96,23 +83,23 @@
         <w:rPr>
           <w:sz w:val="32"/>
         </w:rPr>
-        <w:t>Create Engaging Storyline</w:t>
+        <w:t>Propose Unique Services</w:t>
       </w:r>
     </w:p>
     <w:p>
       <w:r>
-        <w:t>Create an Engaging Storyline</w:t>
+        <w:t>Propose Unique Services</w:t>
         <w:br/>
         <w:br/>
-        <w:t>- Develop a relatable protagonist who faces a challenge that players can empathize with.</w:t>
+        <w:t>- Offer virtual reality (VR) gaming experiences to enhance immersion.</w:t>
         <w:br/>
-        <w:t>- Integrate product features as tools or allies in the storyline’s progression.</w:t>
+        <w:t>- Host interactive live events, such as esports tournaments and gaming marathons.</w:t>
         <w:br/>
-        <w:t>- Conclude with an emotional resolution that underscores the benefits of using your product/service.</w:t>
+        <w:t>- Create customized gaming challenges and quests to engage the community.</w:t>
         <w:br/>
-        <w:t>- Incorporate player choices and outcomes to boost engagement.</w:t>
+        <w:t>- Introduce a loyalty program with exclusive in-game rewards and discounts.</w:t>
         <w:br/>
-        <w:t>- Use vivid descriptions and sensory details to bring the narrative to life.</w:t>
+        <w:t>- Develop a content creation platform for gamers to share and monetize their own content.</w:t>
       </w:r>
     </w:p>
     <w:p>
@@ -123,12 +110,23 @@
         <w:rPr>
           <w:sz w:val="32"/>
         </w:rPr>
-        <w:t>Emotional Appeal</w:t>
+        <w:t>Marketing Strategy</w:t>
       </w:r>
     </w:p>
     <w:p>
       <w:r>
-        <w:t>Craft a compelling narrative that resonates with your audience's personal experiences and aspirations. Highlight how our product or service can be a catalyst for memorable gaming moments and achievements. Use emotive language to evoke feelings of accomplishment, excitement, and community within our offering. Present real-life examples or testimonials from satisfied users to foster empathy and trust. Conclude with a powerful call-to-action that encourages immediate engagement, promising an unique emotional journey.</w:t>
+        <w:t>Marketing Strategy</w:t>
+        <w:br/>
+        <w:br/>
+        <w:t>- Identify key gaming trends and influencers to partner with for co-marketing efforts.</w:t>
+        <w:br/>
+        <w:t>- Develop interactive content such as live streams, gaming challenges, and virtual events.</w:t>
+        <w:br/>
+        <w:t>- Leverage social media platforms to create engaging communities and foster user-generated content.</w:t>
+        <w:br/>
+        <w:t>- Offer exclusive in-game experiences and loyalty programs to incentivize customer engagement.</w:t>
+        <w:br/>
+        <w:t>- Analyze customer feedback and adjust marketing strategies to ensure alignment with community preferences.</w:t>
       </w:r>
     </w:p>
     <w:sectPr>
